--- a/Files/04 - Bamidbar/10 - Matos-Maasei/5785/Matos-Maasei 5785.docx
+++ b/Files/04 - Bamidbar/10 - Matos-Maasei/5785/Matos-Maasei 5785.docx
@@ -24,7 +24,13 @@
         <w:rPr>
           <w:rFonts w:ascii="Times New Roman" w:hAnsi="Times New Roman" w:cs="Times New Roman"/>
         </w:rPr>
-        <w:t>Massei 5785</w:t>
+        <w:t xml:space="preserve">Maasei </w:t>
+      </w:r>
+      <w:r>
+        <w:rPr>
+          <w:rFonts w:ascii="Times New Roman" w:hAnsi="Times New Roman" w:cs="Times New Roman"/>
+        </w:rPr>
+        <w:t>5785</w:t>
       </w:r>
     </w:p>
     <w:p>
@@ -358,7 +364,7 @@
         <w:rPr>
           <w:rFonts w:ascii="Times New Roman" w:hAnsi="Times New Roman" w:cs="Times New Roman"/>
         </w:rPr>
-        <w:t xml:space="preserve"> him back to </w:t>
+        <w:t xml:space="preserve"> him back to</w:t>
       </w:r>
       <w:r>
         <w:rPr>
@@ -1662,7 +1668,7 @@
         <w:rPr>
           <w:rFonts w:ascii="Times New Roman" w:hAnsi="Times New Roman" w:cs="Times New Roman"/>
         </w:rPr>
-        <w:t xml:space="preserve">nt on the </w:t>
+        <w:t>nt on the</w:t>
       </w:r>
       <w:r>
         <w:rPr>
@@ -2737,7 +2743,7 @@
           <w:rFonts w:ascii="Times New Roman" w:hAnsi="Times New Roman" w:cs="Times New Roman"/>
           <w:rtl/>
         </w:rPr>
-        <w:t>״</w:t>
+        <w:t>"</w:t>
       </w:r>
       <w:r>
         <w:rPr>
@@ -3086,7 +3092,7 @@
           <w:rFonts w:ascii="Times New Roman" w:hAnsi="Times New Roman" w:cs="Times New Roman"/>
           <w:rtl/>
         </w:rPr>
-        <w:t>״</w:t>
+        <w:t>"</w:t>
       </w:r>
       <w:r>
         <w:rPr>

--- a/Files/04 - Bamidbar/10 - Matos-Maasei/5785/Matos-Maasei 5785.docx
+++ b/Files/04 - Bamidbar/10 - Matos-Maasei/5785/Matos-Maasei 5785.docx
@@ -364,7 +364,7 @@
         <w:rPr>
           <w:rFonts w:ascii="Times New Roman" w:hAnsi="Times New Roman" w:cs="Times New Roman"/>
         </w:rPr>
-        <w:t xml:space="preserve"> him back to</w:t>
+        <w:t xml:space="preserve"> him back to </w:t>
       </w:r>
       <w:r>
         <w:rPr>
@@ -1668,7 +1668,7 @@
         <w:rPr>
           <w:rFonts w:ascii="Times New Roman" w:hAnsi="Times New Roman" w:cs="Times New Roman"/>
         </w:rPr>
-        <w:t>nt on the</w:t>
+        <w:t xml:space="preserve">nt on the </w:t>
       </w:r>
       <w:r>
         <w:rPr>
@@ -2743,7 +2743,7 @@
           <w:rFonts w:ascii="Times New Roman" w:hAnsi="Times New Roman" w:cs="Times New Roman"/>
           <w:rtl/>
         </w:rPr>
-        <w:t>"</w:t>
+        <w:t>״</w:t>
       </w:r>
       <w:r>
         <w:rPr>
@@ -3092,7 +3092,7 @@
           <w:rFonts w:ascii="Times New Roman" w:hAnsi="Times New Roman" w:cs="Times New Roman"/>
           <w:rtl/>
         </w:rPr>
-        <w:t>"</w:t>
+        <w:t>״</w:t>
       </w:r>
       <w:r>
         <w:rPr>
